--- a/docs/KOR-Islander-Gwaii-Exec-Teaming-Brief-2026-06-23.docx
+++ b/docs/KOR-Islander-Gwaii-Exec-Teaming-Brief-2026-06-23.docx
@@ -362,7 +362,7 @@
           <w:color w:val="000000"/>
           <w:sz w:val="20"/>
         </w:rPr>
-        <w:t>PLAY 4 - Target shared pursuits: prioritise the owners KOR already tracks where Gwaii holds the civil relationship (Cowichan, Malahat, BC Housing).</w:t>
+        <w:t>PLAY 4 - Strike on the live triggers: KOR is ALREADY pursuing projects on Gwaii-client land - Duncan 'River's Edge' (Cowichan Tribes + BC Housing), Saanichton Tsawout First Nation, Vancouver Island BC Housing (Nanaimo/Saanich/Campbell River), Penticton Skaha (PURSUE_URGENT). Bring Gwaii into these specific pursuits now.</w:t>
       </w:r>
     </w:p>
     <w:p>
@@ -1323,7 +1323,7 @@
     <w:link w:val="Heading1Char"/>
     <w:uiPriority w:val="9"/>
     <w:qFormat/>
-    <w:rsid w:val="00A7468A"/>
+    <w:rsid w:val="00B354DA"/>
     <w:pPr>
       <w:keepNext/>
       <w:keepLines/>
@@ -1346,7 +1346,7 @@
     <w:semiHidden/>
     <w:unhideWhenUsed/>
     <w:qFormat/>
-    <w:rsid w:val="00A7468A"/>
+    <w:rsid w:val="00B354DA"/>
     <w:pPr>
       <w:keepNext/>
       <w:keepLines/>
@@ -1369,7 +1369,7 @@
     <w:semiHidden/>
     <w:unhideWhenUsed/>
     <w:qFormat/>
-    <w:rsid w:val="00A7468A"/>
+    <w:rsid w:val="00B354DA"/>
     <w:pPr>
       <w:keepNext/>
       <w:keepLines/>
@@ -1392,7 +1392,7 @@
     <w:semiHidden/>
     <w:unhideWhenUsed/>
     <w:qFormat/>
-    <w:rsid w:val="00A7468A"/>
+    <w:rsid w:val="00B354DA"/>
     <w:pPr>
       <w:keepNext/>
       <w:keepLines/>
@@ -1415,7 +1415,7 @@
     <w:semiHidden/>
     <w:unhideWhenUsed/>
     <w:qFormat/>
-    <w:rsid w:val="00A7468A"/>
+    <w:rsid w:val="00B354DA"/>
     <w:pPr>
       <w:keepNext/>
       <w:keepLines/>
@@ -1436,7 +1436,7 @@
     <w:semiHidden/>
     <w:unhideWhenUsed/>
     <w:qFormat/>
-    <w:rsid w:val="00A7468A"/>
+    <w:rsid w:val="00B354DA"/>
     <w:pPr>
       <w:keepNext/>
       <w:keepLines/>
@@ -1459,7 +1459,7 @@
     <w:semiHidden/>
     <w:unhideWhenUsed/>
     <w:qFormat/>
-    <w:rsid w:val="00A7468A"/>
+    <w:rsid w:val="00B354DA"/>
     <w:pPr>
       <w:keepNext/>
       <w:keepLines/>
@@ -1480,7 +1480,7 @@
     <w:semiHidden/>
     <w:unhideWhenUsed/>
     <w:qFormat/>
-    <w:rsid w:val="00A7468A"/>
+    <w:rsid w:val="00B354DA"/>
     <w:pPr>
       <w:keepNext/>
       <w:keepLines/>
@@ -1503,7 +1503,7 @@
     <w:semiHidden/>
     <w:unhideWhenUsed/>
     <w:qFormat/>
-    <w:rsid w:val="00A7468A"/>
+    <w:rsid w:val="00B354DA"/>
     <w:pPr>
       <w:keepNext/>
       <w:keepLines/>
@@ -1547,7 +1547,7 @@
     <w:basedOn w:val="DefaultParagraphFont"/>
     <w:link w:val="Heading1"/>
     <w:uiPriority w:val="9"/>
-    <w:rsid w:val="00A7468A"/>
+    <w:rsid w:val="00B354DA"/>
     <w:rPr>
       <w:rFonts w:asciiTheme="majorHAnsi" w:eastAsiaTheme="majorEastAsia" w:hAnsiTheme="majorHAnsi" w:cstheme="majorBidi"/>
       <w:color w:val="0F4761" w:themeColor="accent1" w:themeShade="BF"/>
@@ -1561,7 +1561,7 @@
     <w:link w:val="Heading2"/>
     <w:uiPriority w:val="9"/>
     <w:semiHidden/>
-    <w:rsid w:val="00A7468A"/>
+    <w:rsid w:val="00B354DA"/>
     <w:rPr>
       <w:rFonts w:asciiTheme="majorHAnsi" w:eastAsiaTheme="majorEastAsia" w:hAnsiTheme="majorHAnsi" w:cstheme="majorBidi"/>
       <w:color w:val="0F4761" w:themeColor="accent1" w:themeShade="BF"/>
@@ -1575,7 +1575,7 @@
     <w:link w:val="Heading3"/>
     <w:uiPriority w:val="9"/>
     <w:semiHidden/>
-    <w:rsid w:val="00A7468A"/>
+    <w:rsid w:val="00B354DA"/>
     <w:rPr>
       <w:rFonts w:eastAsiaTheme="majorEastAsia" w:cstheme="majorBidi"/>
       <w:color w:val="0F4761" w:themeColor="accent1" w:themeShade="BF"/>
@@ -1589,7 +1589,7 @@
     <w:link w:val="Heading4"/>
     <w:uiPriority w:val="9"/>
     <w:semiHidden/>
-    <w:rsid w:val="00A7468A"/>
+    <w:rsid w:val="00B354DA"/>
     <w:rPr>
       <w:rFonts w:eastAsiaTheme="majorEastAsia" w:cstheme="majorBidi"/>
       <w:i/>
@@ -1603,7 +1603,7 @@
     <w:link w:val="Heading5"/>
     <w:uiPriority w:val="9"/>
     <w:semiHidden/>
-    <w:rsid w:val="00A7468A"/>
+    <w:rsid w:val="00B354DA"/>
     <w:rPr>
       <w:rFonts w:eastAsiaTheme="majorEastAsia" w:cstheme="majorBidi"/>
       <w:color w:val="0F4761" w:themeColor="accent1" w:themeShade="BF"/>
@@ -1615,7 +1615,7 @@
     <w:link w:val="Heading6"/>
     <w:uiPriority w:val="9"/>
     <w:semiHidden/>
-    <w:rsid w:val="00A7468A"/>
+    <w:rsid w:val="00B354DA"/>
     <w:rPr>
       <w:rFonts w:eastAsiaTheme="majorEastAsia" w:cstheme="majorBidi"/>
       <w:i/>
@@ -1629,7 +1629,7 @@
     <w:link w:val="Heading7"/>
     <w:uiPriority w:val="9"/>
     <w:semiHidden/>
-    <w:rsid w:val="00A7468A"/>
+    <w:rsid w:val="00B354DA"/>
     <w:rPr>
       <w:rFonts w:eastAsiaTheme="majorEastAsia" w:cstheme="majorBidi"/>
       <w:color w:val="595959" w:themeColor="text1" w:themeTint="A6"/>
@@ -1641,7 +1641,7 @@
     <w:link w:val="Heading8"/>
     <w:uiPriority w:val="9"/>
     <w:semiHidden/>
-    <w:rsid w:val="00A7468A"/>
+    <w:rsid w:val="00B354DA"/>
     <w:rPr>
       <w:rFonts w:eastAsiaTheme="majorEastAsia" w:cstheme="majorBidi"/>
       <w:i/>
@@ -1655,7 +1655,7 @@
     <w:link w:val="Heading9"/>
     <w:uiPriority w:val="9"/>
     <w:semiHidden/>
-    <w:rsid w:val="00A7468A"/>
+    <w:rsid w:val="00B354DA"/>
     <w:rPr>
       <w:rFonts w:eastAsiaTheme="majorEastAsia" w:cstheme="majorBidi"/>
       <w:color w:val="272727" w:themeColor="text1" w:themeTint="D8"/>
@@ -1668,7 +1668,7 @@
     <w:link w:val="TitleChar"/>
     <w:uiPriority w:val="10"/>
     <w:qFormat/>
-    <w:rsid w:val="00A7468A"/>
+    <w:rsid w:val="00B354DA"/>
     <w:pPr>
       <w:spacing w:after="80" w:line="240" w:lineRule="auto"/>
       <w:contextualSpacing/>
@@ -1686,7 +1686,7 @@
     <w:basedOn w:val="DefaultParagraphFont"/>
     <w:link w:val="Title"/>
     <w:uiPriority w:val="10"/>
-    <w:rsid w:val="00A7468A"/>
+    <w:rsid w:val="00B354DA"/>
     <w:rPr>
       <w:rFonts w:asciiTheme="majorHAnsi" w:eastAsiaTheme="majorEastAsia" w:hAnsiTheme="majorHAnsi" w:cstheme="majorBidi"/>
       <w:spacing w:val="-10"/>
@@ -1702,7 +1702,7 @@
     <w:link w:val="SubtitleChar"/>
     <w:uiPriority w:val="11"/>
     <w:qFormat/>
-    <w:rsid w:val="00A7468A"/>
+    <w:rsid w:val="00B354DA"/>
     <w:pPr>
       <w:numPr>
         <w:ilvl w:val="1"/>
@@ -1721,7 +1721,7 @@
     <w:basedOn w:val="DefaultParagraphFont"/>
     <w:link w:val="Subtitle"/>
     <w:uiPriority w:val="11"/>
-    <w:rsid w:val="00A7468A"/>
+    <w:rsid w:val="00B354DA"/>
     <w:rPr>
       <w:rFonts w:eastAsiaTheme="majorEastAsia" w:cstheme="majorBidi"/>
       <w:color w:val="595959" w:themeColor="text1" w:themeTint="A6"/>
@@ -1737,7 +1737,7 @@
     <w:link w:val="QuoteChar"/>
     <w:uiPriority w:val="29"/>
     <w:qFormat/>
-    <w:rsid w:val="00A7468A"/>
+    <w:rsid w:val="00B354DA"/>
     <w:pPr>
       <w:spacing w:before="160"/>
       <w:jc w:val="center"/>
@@ -1753,7 +1753,7 @@
     <w:basedOn w:val="DefaultParagraphFont"/>
     <w:link w:val="Quote"/>
     <w:uiPriority w:val="29"/>
-    <w:rsid w:val="00A7468A"/>
+    <w:rsid w:val="00B354DA"/>
     <w:rPr>
       <w:i/>
       <w:iCs/>
@@ -1765,7 +1765,7 @@
     <w:basedOn w:val="Normal"/>
     <w:uiPriority w:val="34"/>
     <w:qFormat/>
-    <w:rsid w:val="00A7468A"/>
+    <w:rsid w:val="00B354DA"/>
     <w:pPr>
       <w:ind w:left="720"/>
       <w:contextualSpacing/>
@@ -1776,7 +1776,7 @@
     <w:basedOn w:val="DefaultParagraphFont"/>
     <w:uiPriority w:val="21"/>
     <w:qFormat/>
-    <w:rsid w:val="00A7468A"/>
+    <w:rsid w:val="00B354DA"/>
     <w:rPr>
       <w:i/>
       <w:iCs/>
@@ -1790,7 +1790,7 @@
     <w:link w:val="IntenseQuoteChar"/>
     <w:uiPriority w:val="30"/>
     <w:qFormat/>
-    <w:rsid w:val="00A7468A"/>
+    <w:rsid w:val="00B354DA"/>
     <w:pPr>
       <w:pBdr>
         <w:top w:val="single" w:sz="4" w:space="10" w:color="0F4761" w:themeColor="accent1" w:themeShade="BF"/>
@@ -1811,7 +1811,7 @@
     <w:basedOn w:val="DefaultParagraphFont"/>
     <w:link w:val="IntenseQuote"/>
     <w:uiPriority w:val="30"/>
-    <w:rsid w:val="00A7468A"/>
+    <w:rsid w:val="00B354DA"/>
     <w:rPr>
       <w:i/>
       <w:iCs/>
@@ -1823,7 +1823,7 @@
     <w:basedOn w:val="DefaultParagraphFont"/>
     <w:uiPriority w:val="32"/>
     <w:qFormat/>
-    <w:rsid w:val="00A7468A"/>
+    <w:rsid w:val="00B354DA"/>
     <w:rPr>
       <w:b/>
       <w:bCs/>
@@ -1838,7 +1838,7 @@
     <w:link w:val="HeaderChar"/>
     <w:uiPriority w:val="99"/>
     <w:unhideWhenUsed/>
-    <w:rsid w:val="00A7468A"/>
+    <w:rsid w:val="00B354DA"/>
     <w:pPr>
       <w:tabs>
         <w:tab w:val="center" w:pos="4680"/>
@@ -1852,7 +1852,7 @@
     <w:basedOn w:val="DefaultParagraphFont"/>
     <w:link w:val="Header"/>
     <w:uiPriority w:val="99"/>
-    <w:rsid w:val="00A7468A"/>
+    <w:rsid w:val="00B354DA"/>
   </w:style>
   <w:style w:type="paragraph" w:styleId="Footer">
     <w:name w:val="footer"/>
@@ -1860,7 +1860,7 @@
     <w:link w:val="FooterChar"/>
     <w:uiPriority w:val="99"/>
     <w:unhideWhenUsed/>
-    <w:rsid w:val="00A7468A"/>
+    <w:rsid w:val="00B354DA"/>
     <w:pPr>
       <w:tabs>
         <w:tab w:val="center" w:pos="4680"/>
@@ -1874,7 +1874,7 @@
     <w:basedOn w:val="DefaultParagraphFont"/>
     <w:link w:val="Footer"/>
     <w:uiPriority w:val="99"/>
-    <w:rsid w:val="00A7468A"/>
+    <w:rsid w:val="00B354DA"/>
   </w:style>
 </w:styles>
 </file>

--- a/docs/KOR-Islander-Gwaii-Exec-Teaming-Brief-2026-06-23.docx
+++ b/docs/KOR-Islander-Gwaii-Exec-Teaming-Brief-2026-06-23.docx
@@ -1323,7 +1323,7 @@
     <w:link w:val="Heading1Char"/>
     <w:uiPriority w:val="9"/>
     <w:qFormat/>
-    <w:rsid w:val="00B354DA"/>
+    <w:rsid w:val="00FE1735"/>
     <w:pPr>
       <w:keepNext/>
       <w:keepLines/>
@@ -1346,7 +1346,7 @@
     <w:semiHidden/>
     <w:unhideWhenUsed/>
     <w:qFormat/>
-    <w:rsid w:val="00B354DA"/>
+    <w:rsid w:val="00FE1735"/>
     <w:pPr>
       <w:keepNext/>
       <w:keepLines/>
@@ -1369,7 +1369,7 @@
     <w:semiHidden/>
     <w:unhideWhenUsed/>
     <w:qFormat/>
-    <w:rsid w:val="00B354DA"/>
+    <w:rsid w:val="00FE1735"/>
     <w:pPr>
       <w:keepNext/>
       <w:keepLines/>
@@ -1392,7 +1392,7 @@
     <w:semiHidden/>
     <w:unhideWhenUsed/>
     <w:qFormat/>
-    <w:rsid w:val="00B354DA"/>
+    <w:rsid w:val="00FE1735"/>
     <w:pPr>
       <w:keepNext/>
       <w:keepLines/>
@@ -1415,7 +1415,7 @@
     <w:semiHidden/>
     <w:unhideWhenUsed/>
     <w:qFormat/>
-    <w:rsid w:val="00B354DA"/>
+    <w:rsid w:val="00FE1735"/>
     <w:pPr>
       <w:keepNext/>
       <w:keepLines/>
@@ -1436,7 +1436,7 @@
     <w:semiHidden/>
     <w:unhideWhenUsed/>
     <w:qFormat/>
-    <w:rsid w:val="00B354DA"/>
+    <w:rsid w:val="00FE1735"/>
     <w:pPr>
       <w:keepNext/>
       <w:keepLines/>
@@ -1459,7 +1459,7 @@
     <w:semiHidden/>
     <w:unhideWhenUsed/>
     <w:qFormat/>
-    <w:rsid w:val="00B354DA"/>
+    <w:rsid w:val="00FE1735"/>
     <w:pPr>
       <w:keepNext/>
       <w:keepLines/>
@@ -1480,7 +1480,7 @@
     <w:semiHidden/>
     <w:unhideWhenUsed/>
     <w:qFormat/>
-    <w:rsid w:val="00B354DA"/>
+    <w:rsid w:val="00FE1735"/>
     <w:pPr>
       <w:keepNext/>
       <w:keepLines/>
@@ -1503,7 +1503,7 @@
     <w:semiHidden/>
     <w:unhideWhenUsed/>
     <w:qFormat/>
-    <w:rsid w:val="00B354DA"/>
+    <w:rsid w:val="00FE1735"/>
     <w:pPr>
       <w:keepNext/>
       <w:keepLines/>
@@ -1547,7 +1547,7 @@
     <w:basedOn w:val="DefaultParagraphFont"/>
     <w:link w:val="Heading1"/>
     <w:uiPriority w:val="9"/>
-    <w:rsid w:val="00B354DA"/>
+    <w:rsid w:val="00FE1735"/>
     <w:rPr>
       <w:rFonts w:asciiTheme="majorHAnsi" w:eastAsiaTheme="majorEastAsia" w:hAnsiTheme="majorHAnsi" w:cstheme="majorBidi"/>
       <w:color w:val="0F4761" w:themeColor="accent1" w:themeShade="BF"/>
@@ -1561,7 +1561,7 @@
     <w:link w:val="Heading2"/>
     <w:uiPriority w:val="9"/>
     <w:semiHidden/>
-    <w:rsid w:val="00B354DA"/>
+    <w:rsid w:val="00FE1735"/>
     <w:rPr>
       <w:rFonts w:asciiTheme="majorHAnsi" w:eastAsiaTheme="majorEastAsia" w:hAnsiTheme="majorHAnsi" w:cstheme="majorBidi"/>
       <w:color w:val="0F4761" w:themeColor="accent1" w:themeShade="BF"/>
@@ -1575,7 +1575,7 @@
     <w:link w:val="Heading3"/>
     <w:uiPriority w:val="9"/>
     <w:semiHidden/>
-    <w:rsid w:val="00B354DA"/>
+    <w:rsid w:val="00FE1735"/>
     <w:rPr>
       <w:rFonts w:eastAsiaTheme="majorEastAsia" w:cstheme="majorBidi"/>
       <w:color w:val="0F4761" w:themeColor="accent1" w:themeShade="BF"/>
@@ -1589,7 +1589,7 @@
     <w:link w:val="Heading4"/>
     <w:uiPriority w:val="9"/>
     <w:semiHidden/>
-    <w:rsid w:val="00B354DA"/>
+    <w:rsid w:val="00FE1735"/>
     <w:rPr>
       <w:rFonts w:eastAsiaTheme="majorEastAsia" w:cstheme="majorBidi"/>
       <w:i/>
@@ -1603,7 +1603,7 @@
     <w:link w:val="Heading5"/>
     <w:uiPriority w:val="9"/>
     <w:semiHidden/>
-    <w:rsid w:val="00B354DA"/>
+    <w:rsid w:val="00FE1735"/>
     <w:rPr>
       <w:rFonts w:eastAsiaTheme="majorEastAsia" w:cstheme="majorBidi"/>
       <w:color w:val="0F4761" w:themeColor="accent1" w:themeShade="BF"/>
@@ -1615,7 +1615,7 @@
     <w:link w:val="Heading6"/>
     <w:uiPriority w:val="9"/>
     <w:semiHidden/>
-    <w:rsid w:val="00B354DA"/>
+    <w:rsid w:val="00FE1735"/>
     <w:rPr>
       <w:rFonts w:eastAsiaTheme="majorEastAsia" w:cstheme="majorBidi"/>
       <w:i/>
@@ -1629,7 +1629,7 @@
     <w:link w:val="Heading7"/>
     <w:uiPriority w:val="9"/>
     <w:semiHidden/>
-    <w:rsid w:val="00B354DA"/>
+    <w:rsid w:val="00FE1735"/>
     <w:rPr>
       <w:rFonts w:eastAsiaTheme="majorEastAsia" w:cstheme="majorBidi"/>
       <w:color w:val="595959" w:themeColor="text1" w:themeTint="A6"/>
@@ -1641,7 +1641,7 @@
     <w:link w:val="Heading8"/>
     <w:uiPriority w:val="9"/>
     <w:semiHidden/>
-    <w:rsid w:val="00B354DA"/>
+    <w:rsid w:val="00FE1735"/>
     <w:rPr>
       <w:rFonts w:eastAsiaTheme="majorEastAsia" w:cstheme="majorBidi"/>
       <w:i/>
@@ -1655,7 +1655,7 @@
     <w:link w:val="Heading9"/>
     <w:uiPriority w:val="9"/>
     <w:semiHidden/>
-    <w:rsid w:val="00B354DA"/>
+    <w:rsid w:val="00FE1735"/>
     <w:rPr>
       <w:rFonts w:eastAsiaTheme="majorEastAsia" w:cstheme="majorBidi"/>
       <w:color w:val="272727" w:themeColor="text1" w:themeTint="D8"/>
@@ -1668,7 +1668,7 @@
     <w:link w:val="TitleChar"/>
     <w:uiPriority w:val="10"/>
     <w:qFormat/>
-    <w:rsid w:val="00B354DA"/>
+    <w:rsid w:val="00FE1735"/>
     <w:pPr>
       <w:spacing w:after="80" w:line="240" w:lineRule="auto"/>
       <w:contextualSpacing/>
@@ -1686,7 +1686,7 @@
     <w:basedOn w:val="DefaultParagraphFont"/>
     <w:link w:val="Title"/>
     <w:uiPriority w:val="10"/>
-    <w:rsid w:val="00B354DA"/>
+    <w:rsid w:val="00FE1735"/>
     <w:rPr>
       <w:rFonts w:asciiTheme="majorHAnsi" w:eastAsiaTheme="majorEastAsia" w:hAnsiTheme="majorHAnsi" w:cstheme="majorBidi"/>
       <w:spacing w:val="-10"/>
@@ -1702,7 +1702,7 @@
     <w:link w:val="SubtitleChar"/>
     <w:uiPriority w:val="11"/>
     <w:qFormat/>
-    <w:rsid w:val="00B354DA"/>
+    <w:rsid w:val="00FE1735"/>
     <w:pPr>
       <w:numPr>
         <w:ilvl w:val="1"/>
@@ -1721,7 +1721,7 @@
     <w:basedOn w:val="DefaultParagraphFont"/>
     <w:link w:val="Subtitle"/>
     <w:uiPriority w:val="11"/>
-    <w:rsid w:val="00B354DA"/>
+    <w:rsid w:val="00FE1735"/>
     <w:rPr>
       <w:rFonts w:eastAsiaTheme="majorEastAsia" w:cstheme="majorBidi"/>
       <w:color w:val="595959" w:themeColor="text1" w:themeTint="A6"/>
@@ -1737,7 +1737,7 @@
     <w:link w:val="QuoteChar"/>
     <w:uiPriority w:val="29"/>
     <w:qFormat/>
-    <w:rsid w:val="00B354DA"/>
+    <w:rsid w:val="00FE1735"/>
     <w:pPr>
       <w:spacing w:before="160"/>
       <w:jc w:val="center"/>
@@ -1753,7 +1753,7 @@
     <w:basedOn w:val="DefaultParagraphFont"/>
     <w:link w:val="Quote"/>
     <w:uiPriority w:val="29"/>
-    <w:rsid w:val="00B354DA"/>
+    <w:rsid w:val="00FE1735"/>
     <w:rPr>
       <w:i/>
       <w:iCs/>
@@ -1765,7 +1765,7 @@
     <w:basedOn w:val="Normal"/>
     <w:uiPriority w:val="34"/>
     <w:qFormat/>
-    <w:rsid w:val="00B354DA"/>
+    <w:rsid w:val="00FE1735"/>
     <w:pPr>
       <w:ind w:left="720"/>
       <w:contextualSpacing/>
@@ -1776,7 +1776,7 @@
     <w:basedOn w:val="DefaultParagraphFont"/>
     <w:uiPriority w:val="21"/>
     <w:qFormat/>
-    <w:rsid w:val="00B354DA"/>
+    <w:rsid w:val="00FE1735"/>
     <w:rPr>
       <w:i/>
       <w:iCs/>
@@ -1790,7 +1790,7 @@
     <w:link w:val="IntenseQuoteChar"/>
     <w:uiPriority w:val="30"/>
     <w:qFormat/>
-    <w:rsid w:val="00B354DA"/>
+    <w:rsid w:val="00FE1735"/>
     <w:pPr>
       <w:pBdr>
         <w:top w:val="single" w:sz="4" w:space="10" w:color="0F4761" w:themeColor="accent1" w:themeShade="BF"/>
@@ -1811,7 +1811,7 @@
     <w:basedOn w:val="DefaultParagraphFont"/>
     <w:link w:val="IntenseQuote"/>
     <w:uiPriority w:val="30"/>
-    <w:rsid w:val="00B354DA"/>
+    <w:rsid w:val="00FE1735"/>
     <w:rPr>
       <w:i/>
       <w:iCs/>
@@ -1823,7 +1823,7 @@
     <w:basedOn w:val="DefaultParagraphFont"/>
     <w:uiPriority w:val="32"/>
     <w:qFormat/>
-    <w:rsid w:val="00B354DA"/>
+    <w:rsid w:val="00FE1735"/>
     <w:rPr>
       <w:b/>
       <w:bCs/>
@@ -1838,7 +1838,7 @@
     <w:link w:val="HeaderChar"/>
     <w:uiPriority w:val="99"/>
     <w:unhideWhenUsed/>
-    <w:rsid w:val="00B354DA"/>
+    <w:rsid w:val="00FE1735"/>
     <w:pPr>
       <w:tabs>
         <w:tab w:val="center" w:pos="4680"/>
@@ -1852,7 +1852,7 @@
     <w:basedOn w:val="DefaultParagraphFont"/>
     <w:link w:val="Header"/>
     <w:uiPriority w:val="99"/>
-    <w:rsid w:val="00B354DA"/>
+    <w:rsid w:val="00FE1735"/>
   </w:style>
   <w:style w:type="paragraph" w:styleId="Footer">
     <w:name w:val="footer"/>
@@ -1860,7 +1860,7 @@
     <w:link w:val="FooterChar"/>
     <w:uiPriority w:val="99"/>
     <w:unhideWhenUsed/>
-    <w:rsid w:val="00B354DA"/>
+    <w:rsid w:val="00FE1735"/>
     <w:pPr>
       <w:tabs>
         <w:tab w:val="center" w:pos="4680"/>
@@ -1874,7 +1874,7 @@
     <w:basedOn w:val="DefaultParagraphFont"/>
     <w:link w:val="Footer"/>
     <w:uiPriority w:val="99"/>
-    <w:rsid w:val="00B354DA"/>
+    <w:rsid w:val="00FE1735"/>
   </w:style>
 </w:styles>
 </file>

--- a/docs/KOR-Islander-Gwaii-Exec-Teaming-Brief-2026-06-23.docx
+++ b/docs/KOR-Islander-Gwaii-Exec-Teaming-Brief-2026-06-23.docx
@@ -363,6 +363,154 @@
           <w:sz w:val="20"/>
         </w:rPr>
         <w:t>PLAY 4 - Strike on the live triggers: KOR is ALREADY pursuing projects on Gwaii-client land - Duncan 'River's Edge' (Cowichan Tribes + BC Housing), Saanichton Tsawout First Nation, Vancouver Island BC Housing (Nanaimo/Saanich/Campbell River), Penticton Skaha (PURSUE_URGENT). Bring Gwaii into these specific pursuits now.</w:t>
+      </w:r>
+    </w:p>
+    <w:p>
+      <w:pPr>
+        <w:spacing w:after="60"/>
+        <w:rPr>
+          <w:rFonts w:ascii="Calibri" w:hAnsi="Calibri" w:cs="Calibri"/>
+          <w:b/>
+          <w:color w:val="002060"/>
+        </w:rPr>
+      </w:pPr>
+      <w:r>
+        <w:rPr>
+          <w:rFonts w:ascii="Calibri" w:hAnsi="Calibri" w:cs="Calibri"/>
+          <w:b/>
+          <w:color w:val="002060"/>
+        </w:rPr>
+        <w:t>Defence Canada proposal - past-performance reality (for Rory)</w:t>
+      </w:r>
+    </w:p>
+    <w:p>
+      <w:pPr>
+        <w:spacing w:after="100"/>
+        <w:rPr>
+          <w:rFonts w:ascii="Calibri" w:hAnsi="Calibri" w:cs="Calibri"/>
+          <w:color w:val="000000"/>
+          <w:sz w:val="21"/>
+        </w:rPr>
+      </w:pPr>
+      <w:r>
+        <w:rPr>
+          <w:rFonts w:ascii="Calibri" w:hAnsi="Calibri" w:cs="Calibri"/>
+          <w:color w:val="000000"/>
+          <w:sz w:val="21"/>
+        </w:rPr>
+        <w:t>Team forming with Yellowridge Construction (GC) + DHK Architects (+ KOR structural, + Islander/Gwaii civil), likely CFB Esquimalt (DCC A/B Jetty Recapitalization). KOR Deltek past-performance check:</w:t>
+      </w:r>
+    </w:p>
+    <w:p>
+      <w:pPr>
+        <w:spacing w:after="80"/>
+        <w:ind w:left="280" w:hanging="280"/>
+        <w:rPr>
+          <w:rFonts w:ascii="Calibri" w:hAnsi="Calibri" w:cs="Calibri"/>
+          <w:color w:val="000000"/>
+          <w:sz w:val="20"/>
+        </w:rPr>
+      </w:pPr>
+      <w:r>
+        <w:rPr>
+          <w:rFonts w:ascii="Calibri" w:hAnsi="Calibri" w:cs="Calibri"/>
+          <w:b/>
+          <w:color w:val="002060"/>
+          <w:sz w:val="20"/>
+        </w:rPr>
+        <w:t xml:space="preserve">•  </w:t>
+      </w:r>
+      <w:r>
+        <w:rPr>
+          <w:rFonts w:ascii="Calibri" w:hAnsi="Calibri" w:cs="Calibri"/>
+          <w:color w:val="000000"/>
+          <w:sz w:val="20"/>
+        </w:rPr>
+        <w:t>Islander + Gwaii: NO KOR job history - cannot be cited as past performance (net-new teaming only).</w:t>
+      </w:r>
+    </w:p>
+    <w:p>
+      <w:pPr>
+        <w:spacing w:after="80"/>
+        <w:ind w:left="280" w:hanging="280"/>
+        <w:rPr>
+          <w:rFonts w:ascii="Calibri" w:hAnsi="Calibri" w:cs="Calibri"/>
+          <w:color w:val="000000"/>
+          <w:sz w:val="20"/>
+        </w:rPr>
+      </w:pPr>
+      <w:r>
+        <w:rPr>
+          <w:rFonts w:ascii="Calibri" w:hAnsi="Calibri" w:cs="Calibri"/>
+          <w:b/>
+          <w:color w:val="002060"/>
+          <w:sz w:val="20"/>
+        </w:rPr>
+        <w:t xml:space="preserve">•  </w:t>
+      </w:r>
+      <w:r>
+        <w:rPr>
+          <w:rFonts w:ascii="Calibri" w:hAnsi="Calibri" w:cs="Calibri"/>
+          <w:color w:val="000000"/>
+          <w:sz w:val="20"/>
+        </w:rPr>
+        <w:t>Yellowridge Construction: KOR active job - 611 Brunswick St, Prince George.</w:t>
+      </w:r>
+    </w:p>
+    <w:p>
+      <w:pPr>
+        <w:spacing w:after="80"/>
+        <w:ind w:left="280" w:hanging="280"/>
+        <w:rPr>
+          <w:rFonts w:ascii="Calibri" w:hAnsi="Calibri" w:cs="Calibri"/>
+          <w:color w:val="000000"/>
+          <w:sz w:val="20"/>
+        </w:rPr>
+      </w:pPr>
+      <w:r>
+        <w:rPr>
+          <w:rFonts w:ascii="Calibri" w:hAnsi="Calibri" w:cs="Calibri"/>
+          <w:b/>
+          <w:color w:val="002060"/>
+          <w:sz w:val="20"/>
+        </w:rPr>
+        <w:t xml:space="preserve">•  </w:t>
+      </w:r>
+      <w:r>
+        <w:rPr>
+          <w:rFonts w:ascii="Calibri" w:hAnsi="Calibri" w:cs="Calibri"/>
+          <w:color w:val="000000"/>
+          <w:sz w:val="20"/>
+        </w:rPr>
+        <w:t>dHKarchitects: KOR active job - All Clan House, Stellako BC (Indigenous Clan House).</w:t>
+      </w:r>
+    </w:p>
+    <w:p>
+      <w:pPr>
+        <w:spacing w:after="80"/>
+        <w:ind w:left="280" w:hanging="280"/>
+        <w:rPr>
+          <w:rFonts w:ascii="Calibri" w:hAnsi="Calibri" w:cs="Calibri"/>
+          <w:color w:val="000000"/>
+          <w:sz w:val="20"/>
+        </w:rPr>
+      </w:pPr>
+      <w:r>
+        <w:rPr>
+          <w:rFonts w:ascii="Calibri" w:hAnsi="Calibri" w:cs="Calibri"/>
+          <w:b/>
+          <w:color w:val="002060"/>
+          <w:sz w:val="20"/>
+        </w:rPr>
+        <w:t xml:space="preserve">•  </w:t>
+      </w:r>
+      <w:r>
+        <w:rPr>
+          <w:rFonts w:ascii="Calibri" w:hAnsi="Calibri" w:cs="Calibri"/>
+          <w:color w:val="000000"/>
+          <w:sz w:val="20"/>
+        </w:rPr>
+        <w:t>=&gt; Anchor the proposal's KOR-team past-performance on Yellowridge + DHK; position Islander/Gwaii as the Vancouver Island civil + Indigenous-participation partner going forward.</w:t>
       </w:r>
     </w:p>
     <w:p>
@@ -522,6 +670,7 @@
                 <w:color w:val="000000"/>
                 <w:sz w:val="20"/>
               </w:rPr>
+              <w:lastRenderedPageBreak/>
               <w:t>Corey Brown</w:t>
             </w:r>
           </w:p>
@@ -1323,7 +1472,7 @@
     <w:link w:val="Heading1Char"/>
     <w:uiPriority w:val="9"/>
     <w:qFormat/>
-    <w:rsid w:val="00FE1735"/>
+    <w:rsid w:val="007A620E"/>
     <w:pPr>
       <w:keepNext/>
       <w:keepLines/>
@@ -1346,7 +1495,7 @@
     <w:semiHidden/>
     <w:unhideWhenUsed/>
     <w:qFormat/>
-    <w:rsid w:val="00FE1735"/>
+    <w:rsid w:val="007A620E"/>
     <w:pPr>
       <w:keepNext/>
       <w:keepLines/>
@@ -1369,7 +1518,7 @@
     <w:semiHidden/>
     <w:unhideWhenUsed/>
     <w:qFormat/>
-    <w:rsid w:val="00FE1735"/>
+    <w:rsid w:val="007A620E"/>
     <w:pPr>
       <w:keepNext/>
       <w:keepLines/>
@@ -1392,7 +1541,7 @@
     <w:semiHidden/>
     <w:unhideWhenUsed/>
     <w:qFormat/>
-    <w:rsid w:val="00FE1735"/>
+    <w:rsid w:val="007A620E"/>
     <w:pPr>
       <w:keepNext/>
       <w:keepLines/>
@@ -1415,7 +1564,7 @@
     <w:semiHidden/>
     <w:unhideWhenUsed/>
     <w:qFormat/>
-    <w:rsid w:val="00FE1735"/>
+    <w:rsid w:val="007A620E"/>
     <w:pPr>
       <w:keepNext/>
       <w:keepLines/>
@@ -1436,7 +1585,7 @@
     <w:semiHidden/>
     <w:unhideWhenUsed/>
     <w:qFormat/>
-    <w:rsid w:val="00FE1735"/>
+    <w:rsid w:val="007A620E"/>
     <w:pPr>
       <w:keepNext/>
       <w:keepLines/>
@@ -1459,7 +1608,7 @@
     <w:semiHidden/>
     <w:unhideWhenUsed/>
     <w:qFormat/>
-    <w:rsid w:val="00FE1735"/>
+    <w:rsid w:val="007A620E"/>
     <w:pPr>
       <w:keepNext/>
       <w:keepLines/>
@@ -1480,7 +1629,7 @@
     <w:semiHidden/>
     <w:unhideWhenUsed/>
     <w:qFormat/>
-    <w:rsid w:val="00FE1735"/>
+    <w:rsid w:val="007A620E"/>
     <w:pPr>
       <w:keepNext/>
       <w:keepLines/>
@@ -1503,7 +1652,7 @@
     <w:semiHidden/>
     <w:unhideWhenUsed/>
     <w:qFormat/>
-    <w:rsid w:val="00FE1735"/>
+    <w:rsid w:val="007A620E"/>
     <w:pPr>
       <w:keepNext/>
       <w:keepLines/>
@@ -1547,7 +1696,7 @@
     <w:basedOn w:val="DefaultParagraphFont"/>
     <w:link w:val="Heading1"/>
     <w:uiPriority w:val="9"/>
-    <w:rsid w:val="00FE1735"/>
+    <w:rsid w:val="007A620E"/>
     <w:rPr>
       <w:rFonts w:asciiTheme="majorHAnsi" w:eastAsiaTheme="majorEastAsia" w:hAnsiTheme="majorHAnsi" w:cstheme="majorBidi"/>
       <w:color w:val="0F4761" w:themeColor="accent1" w:themeShade="BF"/>
@@ -1561,7 +1710,7 @@
     <w:link w:val="Heading2"/>
     <w:uiPriority w:val="9"/>
     <w:semiHidden/>
-    <w:rsid w:val="00FE1735"/>
+    <w:rsid w:val="007A620E"/>
     <w:rPr>
       <w:rFonts w:asciiTheme="majorHAnsi" w:eastAsiaTheme="majorEastAsia" w:hAnsiTheme="majorHAnsi" w:cstheme="majorBidi"/>
       <w:color w:val="0F4761" w:themeColor="accent1" w:themeShade="BF"/>
@@ -1575,7 +1724,7 @@
     <w:link w:val="Heading3"/>
     <w:uiPriority w:val="9"/>
     <w:semiHidden/>
-    <w:rsid w:val="00FE1735"/>
+    <w:rsid w:val="007A620E"/>
     <w:rPr>
       <w:rFonts w:eastAsiaTheme="majorEastAsia" w:cstheme="majorBidi"/>
       <w:color w:val="0F4761" w:themeColor="accent1" w:themeShade="BF"/>
@@ -1589,7 +1738,7 @@
     <w:link w:val="Heading4"/>
     <w:uiPriority w:val="9"/>
     <w:semiHidden/>
-    <w:rsid w:val="00FE1735"/>
+    <w:rsid w:val="007A620E"/>
     <w:rPr>
       <w:rFonts w:eastAsiaTheme="majorEastAsia" w:cstheme="majorBidi"/>
       <w:i/>
@@ -1603,7 +1752,7 @@
     <w:link w:val="Heading5"/>
     <w:uiPriority w:val="9"/>
     <w:semiHidden/>
-    <w:rsid w:val="00FE1735"/>
+    <w:rsid w:val="007A620E"/>
     <w:rPr>
       <w:rFonts w:eastAsiaTheme="majorEastAsia" w:cstheme="majorBidi"/>
       <w:color w:val="0F4761" w:themeColor="accent1" w:themeShade="BF"/>
@@ -1615,7 +1764,7 @@
     <w:link w:val="Heading6"/>
     <w:uiPriority w:val="9"/>
     <w:semiHidden/>
-    <w:rsid w:val="00FE1735"/>
+    <w:rsid w:val="007A620E"/>
     <w:rPr>
       <w:rFonts w:eastAsiaTheme="majorEastAsia" w:cstheme="majorBidi"/>
       <w:i/>
@@ -1629,7 +1778,7 @@
     <w:link w:val="Heading7"/>
     <w:uiPriority w:val="9"/>
     <w:semiHidden/>
-    <w:rsid w:val="00FE1735"/>
+    <w:rsid w:val="007A620E"/>
     <w:rPr>
       <w:rFonts w:eastAsiaTheme="majorEastAsia" w:cstheme="majorBidi"/>
       <w:color w:val="595959" w:themeColor="text1" w:themeTint="A6"/>
@@ -1641,7 +1790,7 @@
     <w:link w:val="Heading8"/>
     <w:uiPriority w:val="9"/>
     <w:semiHidden/>
-    <w:rsid w:val="00FE1735"/>
+    <w:rsid w:val="007A620E"/>
     <w:rPr>
       <w:rFonts w:eastAsiaTheme="majorEastAsia" w:cstheme="majorBidi"/>
       <w:i/>
@@ -1655,7 +1804,7 @@
     <w:link w:val="Heading9"/>
     <w:uiPriority w:val="9"/>
     <w:semiHidden/>
-    <w:rsid w:val="00FE1735"/>
+    <w:rsid w:val="007A620E"/>
     <w:rPr>
       <w:rFonts w:eastAsiaTheme="majorEastAsia" w:cstheme="majorBidi"/>
       <w:color w:val="272727" w:themeColor="text1" w:themeTint="D8"/>
@@ -1668,7 +1817,7 @@
     <w:link w:val="TitleChar"/>
     <w:uiPriority w:val="10"/>
     <w:qFormat/>
-    <w:rsid w:val="00FE1735"/>
+    <w:rsid w:val="007A620E"/>
     <w:pPr>
       <w:spacing w:after="80" w:line="240" w:lineRule="auto"/>
       <w:contextualSpacing/>
@@ -1686,7 +1835,7 @@
     <w:basedOn w:val="DefaultParagraphFont"/>
     <w:link w:val="Title"/>
     <w:uiPriority w:val="10"/>
-    <w:rsid w:val="00FE1735"/>
+    <w:rsid w:val="007A620E"/>
     <w:rPr>
       <w:rFonts w:asciiTheme="majorHAnsi" w:eastAsiaTheme="majorEastAsia" w:hAnsiTheme="majorHAnsi" w:cstheme="majorBidi"/>
       <w:spacing w:val="-10"/>
@@ -1702,7 +1851,7 @@
     <w:link w:val="SubtitleChar"/>
     <w:uiPriority w:val="11"/>
     <w:qFormat/>
-    <w:rsid w:val="00FE1735"/>
+    <w:rsid w:val="007A620E"/>
     <w:pPr>
       <w:numPr>
         <w:ilvl w:val="1"/>
@@ -1721,7 +1870,7 @@
     <w:basedOn w:val="DefaultParagraphFont"/>
     <w:link w:val="Subtitle"/>
     <w:uiPriority w:val="11"/>
-    <w:rsid w:val="00FE1735"/>
+    <w:rsid w:val="007A620E"/>
     <w:rPr>
       <w:rFonts w:eastAsiaTheme="majorEastAsia" w:cstheme="majorBidi"/>
       <w:color w:val="595959" w:themeColor="text1" w:themeTint="A6"/>
@@ -1737,7 +1886,7 @@
     <w:link w:val="QuoteChar"/>
     <w:uiPriority w:val="29"/>
     <w:qFormat/>
-    <w:rsid w:val="00FE1735"/>
+    <w:rsid w:val="007A620E"/>
     <w:pPr>
       <w:spacing w:before="160"/>
       <w:jc w:val="center"/>
@@ -1753,7 +1902,7 @@
     <w:basedOn w:val="DefaultParagraphFont"/>
     <w:link w:val="Quote"/>
     <w:uiPriority w:val="29"/>
-    <w:rsid w:val="00FE1735"/>
+    <w:rsid w:val="007A620E"/>
     <w:rPr>
       <w:i/>
       <w:iCs/>
@@ -1765,7 +1914,7 @@
     <w:basedOn w:val="Normal"/>
     <w:uiPriority w:val="34"/>
     <w:qFormat/>
-    <w:rsid w:val="00FE1735"/>
+    <w:rsid w:val="007A620E"/>
     <w:pPr>
       <w:ind w:left="720"/>
       <w:contextualSpacing/>
@@ -1776,7 +1925,7 @@
     <w:basedOn w:val="DefaultParagraphFont"/>
     <w:uiPriority w:val="21"/>
     <w:qFormat/>
-    <w:rsid w:val="00FE1735"/>
+    <w:rsid w:val="007A620E"/>
     <w:rPr>
       <w:i/>
       <w:iCs/>
@@ -1790,7 +1939,7 @@
     <w:link w:val="IntenseQuoteChar"/>
     <w:uiPriority w:val="30"/>
     <w:qFormat/>
-    <w:rsid w:val="00FE1735"/>
+    <w:rsid w:val="007A620E"/>
     <w:pPr>
       <w:pBdr>
         <w:top w:val="single" w:sz="4" w:space="10" w:color="0F4761" w:themeColor="accent1" w:themeShade="BF"/>
@@ -1811,7 +1960,7 @@
     <w:basedOn w:val="DefaultParagraphFont"/>
     <w:link w:val="IntenseQuote"/>
     <w:uiPriority w:val="30"/>
-    <w:rsid w:val="00FE1735"/>
+    <w:rsid w:val="007A620E"/>
     <w:rPr>
       <w:i/>
       <w:iCs/>
@@ -1823,7 +1972,7 @@
     <w:basedOn w:val="DefaultParagraphFont"/>
     <w:uiPriority w:val="32"/>
     <w:qFormat/>
-    <w:rsid w:val="00FE1735"/>
+    <w:rsid w:val="007A620E"/>
     <w:rPr>
       <w:b/>
       <w:bCs/>
@@ -1838,7 +1987,7 @@
     <w:link w:val="HeaderChar"/>
     <w:uiPriority w:val="99"/>
     <w:unhideWhenUsed/>
-    <w:rsid w:val="00FE1735"/>
+    <w:rsid w:val="007A620E"/>
     <w:pPr>
       <w:tabs>
         <w:tab w:val="center" w:pos="4680"/>
@@ -1852,7 +2001,7 @@
     <w:basedOn w:val="DefaultParagraphFont"/>
     <w:link w:val="Header"/>
     <w:uiPriority w:val="99"/>
-    <w:rsid w:val="00FE1735"/>
+    <w:rsid w:val="007A620E"/>
   </w:style>
   <w:style w:type="paragraph" w:styleId="Footer">
     <w:name w:val="footer"/>
@@ -1860,7 +2009,7 @@
     <w:link w:val="FooterChar"/>
     <w:uiPriority w:val="99"/>
     <w:unhideWhenUsed/>
-    <w:rsid w:val="00FE1735"/>
+    <w:rsid w:val="007A620E"/>
     <w:pPr>
       <w:tabs>
         <w:tab w:val="center" w:pos="4680"/>
@@ -1874,7 +2023,7 @@
     <w:basedOn w:val="DefaultParagraphFont"/>
     <w:link w:val="Footer"/>
     <w:uiPriority w:val="99"/>
-    <w:rsid w:val="00FE1735"/>
+    <w:rsid w:val="007A620E"/>
   </w:style>
 </w:styles>
 </file>

--- a/docs/KOR-Islander-Gwaii-Exec-Teaming-Brief-2026-06-23.docx
+++ b/docs/KOR-Islander-Gwaii-Exec-Teaming-Brief-2026-06-23.docx
@@ -19,7 +19,27 @@
           <w:color w:val="757575"/>
           <w:sz w:val="16"/>
         </w:rPr>
-        <w:t>EXECUTIVE TEAMING BRIEF  -  ONE PAGE</w:t>
+        <w:t xml:space="preserve">EXECUTIVE TEAMING </w:t>
+      </w:r>
+      <w:proofErr w:type="gramStart"/>
+      <w:r>
+        <w:rPr>
+          <w:rFonts w:ascii="Calibri" w:hAnsi="Calibri" w:cs="Calibri"/>
+          <w:b/>
+          <w:color w:val="757575"/>
+          <w:sz w:val="16"/>
+        </w:rPr>
+        <w:t>BRIEF  -</w:t>
+      </w:r>
+      <w:proofErr w:type="gramEnd"/>
+      <w:r>
+        <w:rPr>
+          <w:rFonts w:ascii="Calibri" w:hAnsi="Calibri" w:cs="Calibri"/>
+          <w:b/>
+          <w:color w:val="757575"/>
+          <w:sz w:val="16"/>
+        </w:rPr>
+        <w:t xml:space="preserve">  ONE PAGE</w:t>
       </w:r>
     </w:p>
     <w:p>
@@ -168,7 +188,25 @@
           <w:color w:val="000000"/>
           <w:sz w:val="20"/>
         </w:rPr>
-        <w:t>Indigenous participation: Gwaii is CCAB-certified and Indigenous-owned - a KOR+Gwaii team scores Indigenous-participation credit on the public RFQs that increasingly require it.</w:t>
+        <w:t xml:space="preserve">Indigenous participation: Gwaii is CCAB-certified and Indigenous-owned - a </w:t>
+      </w:r>
+      <w:proofErr w:type="spellStart"/>
+      <w:r>
+        <w:rPr>
+          <w:rFonts w:ascii="Calibri" w:hAnsi="Calibri" w:cs="Calibri"/>
+          <w:color w:val="000000"/>
+          <w:sz w:val="20"/>
+        </w:rPr>
+        <w:t>KOR+Gwaii</w:t>
+      </w:r>
+      <w:proofErr w:type="spellEnd"/>
+      <w:r>
+        <w:rPr>
+          <w:rFonts w:ascii="Calibri" w:hAnsi="Calibri" w:cs="Calibri"/>
+          <w:color w:val="000000"/>
+          <w:sz w:val="20"/>
+        </w:rPr>
+        <w:t xml:space="preserve"> team scores Indigenous-participation credit on the public RFQs that increasingly require it.</w:t>
       </w:r>
     </w:p>
     <w:p>
@@ -232,7 +270,43 @@
           <w:color w:val="000000"/>
           <w:sz w:val="21"/>
         </w:rPr>
-        <w:t>BC Housing (KOR tracks 50 projects as owner), Cowichan Tribes, Malahat Nation, Tsawout, Tsawwassen, Songhees, Esquimalt, Ditidaht, Ucluelet First Nation, Haida Nation, Tla'amin, Tsain-Ko, Comox Valley / Strathcona, and School Districts 50 (Haida Gwaii), 71 (Comox) and 79 (Cowichan) - all currently in KOR's pursuit graph with zero KOR projects won (open targets).</w:t>
+        <w:t xml:space="preserve">BC Housing (KOR tracks 50 projects as owner), Cowichan Tribes, Malahat Nation, Tsawout, Tsawwassen, Songhees, Esquimalt, Ditidaht, Ucluelet First Nation, Haida Nation, </w:t>
+      </w:r>
+      <w:proofErr w:type="spellStart"/>
+      <w:r>
+        <w:rPr>
+          <w:rFonts w:ascii="Calibri" w:hAnsi="Calibri" w:cs="Calibri"/>
+          <w:color w:val="000000"/>
+          <w:sz w:val="21"/>
+        </w:rPr>
+        <w:t>Tla'amin</w:t>
+      </w:r>
+      <w:proofErr w:type="spellEnd"/>
+      <w:r>
+        <w:rPr>
+          <w:rFonts w:ascii="Calibri" w:hAnsi="Calibri" w:cs="Calibri"/>
+          <w:color w:val="000000"/>
+          <w:sz w:val="21"/>
+        </w:rPr>
+        <w:t xml:space="preserve">, </w:t>
+      </w:r>
+      <w:proofErr w:type="spellStart"/>
+      <w:r>
+        <w:rPr>
+          <w:rFonts w:ascii="Calibri" w:hAnsi="Calibri" w:cs="Calibri"/>
+          <w:color w:val="000000"/>
+          <w:sz w:val="21"/>
+        </w:rPr>
+        <w:t>Tsain</w:t>
+      </w:r>
+      <w:proofErr w:type="spellEnd"/>
+      <w:r>
+        <w:rPr>
+          <w:rFonts w:ascii="Calibri" w:hAnsi="Calibri" w:cs="Calibri"/>
+          <w:color w:val="000000"/>
+          <w:sz w:val="21"/>
+        </w:rPr>
+        <w:t>-Ko, Comox Valley / Strathcona, and School Districts 50 (Haida Gwaii), 71 (Comox) and 79 (Cowichan) - all currently in KOR's pursuit graph with zero KOR projects won (open targets).</w:t>
       </w:r>
     </w:p>
     <w:p>
@@ -398,7 +472,25 @@
           <w:color w:val="000000"/>
           <w:sz w:val="21"/>
         </w:rPr>
-        <w:t>Team forming with Yellowridge Construction (GC) + DHK Architects (+ KOR structural, + Islander/Gwaii civil), likely CFB Esquimalt (DCC A/B Jetty Recapitalization). KOR Deltek past-performance check:</w:t>
+        <w:t xml:space="preserve">Team forming with </w:t>
+      </w:r>
+      <w:proofErr w:type="spellStart"/>
+      <w:r>
+        <w:rPr>
+          <w:rFonts w:ascii="Calibri" w:hAnsi="Calibri" w:cs="Calibri"/>
+          <w:color w:val="000000"/>
+          <w:sz w:val="21"/>
+        </w:rPr>
+        <w:t>Yellowridge</w:t>
+      </w:r>
+      <w:proofErr w:type="spellEnd"/>
+      <w:r>
+        <w:rPr>
+          <w:rFonts w:ascii="Calibri" w:hAnsi="Calibri" w:cs="Calibri"/>
+          <w:color w:val="000000"/>
+          <w:sz w:val="21"/>
+        </w:rPr>
+        <w:t xml:space="preserve"> Construction (GC) + DHK Architects (+ KOR structural, + Islander/Gwaii civil), likely CFB Esquimalt (DCC A/B Jetty Recapitalization). KOR Deltek past-performance check:</w:t>
       </w:r>
     </w:p>
     <w:p>
@@ -448,13 +540,23 @@
         </w:rPr>
         <w:t xml:space="preserve">•  </w:t>
       </w:r>
-      <w:r>
-        <w:rPr>
-          <w:rFonts w:ascii="Calibri" w:hAnsi="Calibri" w:cs="Calibri"/>
-          <w:color w:val="000000"/>
-          <w:sz w:val="20"/>
-        </w:rPr>
-        <w:t>Yellowridge Construction: KOR active job - 611 Brunswick St, Prince George.</w:t>
+      <w:proofErr w:type="spellStart"/>
+      <w:r>
+        <w:rPr>
+          <w:rFonts w:ascii="Calibri" w:hAnsi="Calibri" w:cs="Calibri"/>
+          <w:color w:val="000000"/>
+          <w:sz w:val="20"/>
+        </w:rPr>
+        <w:t>Yellowridge</w:t>
+      </w:r>
+      <w:proofErr w:type="spellEnd"/>
+      <w:r>
+        <w:rPr>
+          <w:rFonts w:ascii="Calibri" w:hAnsi="Calibri" w:cs="Calibri"/>
+          <w:color w:val="000000"/>
+          <w:sz w:val="20"/>
+        </w:rPr>
+        <w:t xml:space="preserve"> Construction: KOR active job - 611 Brunswick St, Prince George.</w:t>
       </w:r>
     </w:p>
     <w:p>
@@ -476,13 +578,41 @@
         </w:rPr>
         <w:t xml:space="preserve">•  </w:t>
       </w:r>
-      <w:r>
-        <w:rPr>
-          <w:rFonts w:ascii="Calibri" w:hAnsi="Calibri" w:cs="Calibri"/>
-          <w:color w:val="000000"/>
-          <w:sz w:val="20"/>
-        </w:rPr>
-        <w:t>dHKarchitects: KOR active job - All Clan House, Stellako BC (Indigenous Clan House).</w:t>
+      <w:proofErr w:type="spellStart"/>
+      <w:r>
+        <w:rPr>
+          <w:rFonts w:ascii="Calibri" w:hAnsi="Calibri" w:cs="Calibri"/>
+          <w:color w:val="000000"/>
+          <w:sz w:val="20"/>
+        </w:rPr>
+        <w:t>dHKarchitects</w:t>
+      </w:r>
+      <w:proofErr w:type="spellEnd"/>
+      <w:r>
+        <w:rPr>
+          <w:rFonts w:ascii="Calibri" w:hAnsi="Calibri" w:cs="Calibri"/>
+          <w:color w:val="000000"/>
+          <w:sz w:val="20"/>
+        </w:rPr>
+        <w:t xml:space="preserve">: KOR active job - All Clan House, </w:t>
+      </w:r>
+      <w:proofErr w:type="spellStart"/>
+      <w:r>
+        <w:rPr>
+          <w:rFonts w:ascii="Calibri" w:hAnsi="Calibri" w:cs="Calibri"/>
+          <w:color w:val="000000"/>
+          <w:sz w:val="20"/>
+        </w:rPr>
+        <w:t>Stellako</w:t>
+      </w:r>
+      <w:proofErr w:type="spellEnd"/>
+      <w:r>
+        <w:rPr>
+          <w:rFonts w:ascii="Calibri" w:hAnsi="Calibri" w:cs="Calibri"/>
+          <w:color w:val="000000"/>
+          <w:sz w:val="20"/>
+        </w:rPr>
+        <w:t xml:space="preserve"> BC (Indigenous Clan House).</w:t>
       </w:r>
     </w:p>
     <w:p>
@@ -510,8 +640,48 @@
           <w:color w:val="000000"/>
           <w:sz w:val="20"/>
         </w:rPr>
-        <w:t>=&gt; Anchor the proposal's KOR-team past-performance on Yellowridge + DHK; position Islander/Gwaii as the Vancouver Island civil + Indigenous-participation partner going forward.</w:t>
-      </w:r>
+        <w:t xml:space="preserve">=&gt; Anchor the proposal's KOR-team past-performance on </w:t>
+      </w:r>
+      <w:proofErr w:type="spellStart"/>
+      <w:r>
+        <w:rPr>
+          <w:rFonts w:ascii="Calibri" w:hAnsi="Calibri" w:cs="Calibri"/>
+          <w:color w:val="000000"/>
+          <w:sz w:val="20"/>
+        </w:rPr>
+        <w:t>Yellowridge</w:t>
+      </w:r>
+      <w:proofErr w:type="spellEnd"/>
+      <w:r>
+        <w:rPr>
+          <w:rFonts w:ascii="Calibri" w:hAnsi="Calibri" w:cs="Calibri"/>
+          <w:color w:val="000000"/>
+          <w:sz w:val="20"/>
+        </w:rPr>
+        <w:t xml:space="preserve"> + DHK; position Islander/Gwaii as the Vancouver Island civil + Indigenous-participation partner going forward.</w:t>
+      </w:r>
+    </w:p>
+    <w:p>
+      <w:pPr>
+        <w:spacing w:after="80"/>
+        <w:ind w:left="280" w:hanging="280"/>
+        <w:rPr>
+          <w:rFonts w:ascii="Calibri" w:hAnsi="Calibri" w:cs="Calibri"/>
+          <w:color w:val="000000"/>
+          <w:sz w:val="20"/>
+        </w:rPr>
+      </w:pPr>
+    </w:p>
+    <w:p>
+      <w:pPr>
+        <w:spacing w:after="80"/>
+        <w:ind w:left="280" w:hanging="280"/>
+        <w:rPr>
+          <w:rFonts w:ascii="Calibri" w:hAnsi="Calibri" w:cs="Calibri"/>
+          <w:color w:val="000000"/>
+          <w:sz w:val="20"/>
+        </w:rPr>
+      </w:pPr>
     </w:p>
     <w:p>
       <w:pPr>
@@ -528,6 +698,7 @@
           <w:b/>
           <w:color w:val="002060"/>
         </w:rPr>
+        <w:lastRenderedPageBreak/>
         <w:t>Priority contacts</w:t>
       </w:r>
     </w:p>
@@ -670,7 +841,6 @@
                 <w:color w:val="000000"/>
                 <w:sz w:val="20"/>
               </w:rPr>
-              <w:lastRenderedPageBreak/>
               <w:t>Corey Brown</w:t>
             </w:r>
           </w:p>
@@ -993,7 +1163,47 @@
         <w:color w:val="757575"/>
         <w:sz w:val="16"/>
       </w:rPr>
-      <w:t>KOR Structural  |  Confidential / Internal  |  Prepared 2026-06-23</w:t>
+      <w:t xml:space="preserve">KOR </w:t>
+    </w:r>
+    <w:proofErr w:type="gramStart"/>
+    <w:r>
+      <w:rPr>
+        <w:rFonts w:ascii="Calibri" w:hAnsi="Calibri" w:cs="Calibri"/>
+        <w:i/>
+        <w:color w:val="757575"/>
+        <w:sz w:val="16"/>
+      </w:rPr>
+      <w:t>Structural  |</w:t>
+    </w:r>
+    <w:proofErr w:type="gramEnd"/>
+    <w:r>
+      <w:rPr>
+        <w:rFonts w:ascii="Calibri" w:hAnsi="Calibri" w:cs="Calibri"/>
+        <w:i/>
+        <w:color w:val="757575"/>
+        <w:sz w:val="16"/>
+      </w:rPr>
+      <w:t xml:space="preserve">  Confidential / </w:t>
+    </w:r>
+    <w:proofErr w:type="gramStart"/>
+    <w:r>
+      <w:rPr>
+        <w:rFonts w:ascii="Calibri" w:hAnsi="Calibri" w:cs="Calibri"/>
+        <w:i/>
+        <w:color w:val="757575"/>
+        <w:sz w:val="16"/>
+      </w:rPr>
+      <w:t>Internal  |</w:t>
+    </w:r>
+    <w:proofErr w:type="gramEnd"/>
+    <w:r>
+      <w:rPr>
+        <w:rFonts w:ascii="Calibri" w:hAnsi="Calibri" w:cs="Calibri"/>
+        <w:i/>
+        <w:color w:val="757575"/>
+        <w:sz w:val="16"/>
+      </w:rPr>
+      <w:t xml:space="preserve">  Prepared 2026-06-23</w:t>
     </w:r>
   </w:p>
 </w:ftr>
